--- a/starter_project/REPORT_PR7_Beshlyaga_Nikita_variant4.docx
+++ b/starter_project/REPORT_PR7_Beshlyaga_Nikita_variant4.docx
@@ -203,46 +203,37 @@
         <w:rPr>
           <w:lang w:val="ru-RU"/>
         </w:rPr>
-        <w:t>Номер зачётной книжки: ____________________</w:t>
+        <w:t xml:space="preserve">Ссылка на репозиторий </w:t>
+      </w:r>
+      <w:r>
+        <w:t>GitHub</w:t>
+      </w:r>
+      <w:r>
+        <w:rPr>
+          <w:lang w:val="ru-RU"/>
+        </w:rPr>
+        <w:t xml:space="preserve">: </w:t>
+      </w:r>
+      <w:r>
+        <w:rPr>
+          <w:lang w:val="ru-RU"/>
+        </w:rPr>
+        <w:t>https://github.com/nikitatBe-afk/pr7-Beshlyaga_Nikita-EFBO-17-25</w:t>
       </w:r>
     </w:p>
     <w:p>
       <w:pPr>
         <w:ind w:firstLine="0"/>
         <w:jc w:val="right"/>
-        <w:rPr>
-          <w:lang w:val="ru-RU"/>
-        </w:rPr>
-      </w:pPr>
-      <w:r>
-        <w:rPr>
-          <w:lang w:val="ru-RU"/>
-        </w:rPr>
-        <w:t xml:space="preserve">Ссылка на репозиторий </w:t>
-      </w:r>
-      <w:r>
-        <w:t>GitHub</w:t>
-      </w:r>
-      <w:r>
-        <w:rPr>
-          <w:lang w:val="ru-RU"/>
-        </w:rPr>
-        <w:t>: ________________________________________________</w:t>
-      </w:r>
-    </w:p>
-    <w:p>
-      <w:pPr>
-        <w:ind w:firstLine="0"/>
-        <w:jc w:val="right"/>
-        <w:rPr>
-          <w:lang w:val="ru-RU"/>
-        </w:rPr>
-      </w:pPr>
-      <w:r>
-        <w:rPr>
-          <w:lang w:val="ru-RU"/>
-        </w:rPr>
-        <w:t>Дата сдачи: ____________________</w:t>
+      </w:pPr>
+      <w:r>
+        <w:rPr>
+          <w:lang w:val="ru-RU"/>
+        </w:rPr>
+        <w:t xml:space="preserve">Дата сдачи: </w:t>
+      </w:r>
+      <w:r>
+        <w:t>21.10.2026</w:t>
       </w:r>
     </w:p>
     <w:p>
@@ -3789,7 +3780,13 @@
         <w:rPr>
           <w:lang w:val="ru-RU"/>
         </w:rPr>
-        <w:t>: ________________________________________________</w:t>
+        <w:t xml:space="preserve">: </w:t>
+      </w:r>
+      <w:r>
+        <w:rPr>
+          <w:lang w:val="ru-RU"/>
+        </w:rPr>
+        <w:t>https://github.com/nikitatBe-afk/pr7-Beshlyaga_Nikita-EFBO-17-25</w:t>
       </w:r>
     </w:p>
     <w:p>
@@ -15603,6 +15600,29 @@
       </w:tcPr>
     </w:tblStylePr>
   </w:style>
+  <w:style w:type="character" w:styleId="aff8">
+    <w:name w:val="Hyperlink"/>
+    <w:basedOn w:val="a2"/>
+    <w:uiPriority w:val="99"/>
+    <w:unhideWhenUsed/>
+    <w:rsid w:val="00FC56B9"/>
+    <w:rPr>
+      <w:color w:val="0000FF" w:themeColor="hyperlink"/>
+      <w:u w:val="single"/>
+    </w:rPr>
+  </w:style>
+  <w:style w:type="character" w:styleId="aff9">
+    <w:name w:val="Unresolved Mention"/>
+    <w:basedOn w:val="a2"/>
+    <w:uiPriority w:val="99"/>
+    <w:semiHidden/>
+    <w:unhideWhenUsed/>
+    <w:rsid w:val="00FC56B9"/>
+    <w:rPr>
+      <w:color w:val="605E5C"/>
+      <w:shd w:val="clear" w:color="auto" w:fill="E1DFDD"/>
+    </w:rPr>
+  </w:style>
 </w:styles>
 </file>
 
